--- a/human/tasks/E-01/summary.docx
+++ b/human/tasks/E-01/summary.docx
@@ -202,7 +202,12 @@
     </w:p>
     <w:p>
       <w:r>
-        <w:t>规范化累计43/71、剩余28，下一E-02。E-01实际批准、材料修订冻结、角色、真实结果和签署仍未关闭，BLOCKED_EXTERNAL不改；根目录整体迁移继续。</w:t>
+        <w:t>规范化71/71包、根目录迁移19/19项完成；每包Word由Agent源生成。</w:t>
+      </w:r>
+    </w:p>
+    <w:p>
+      <w:r>
+        <w:t>业务状态BLOCKED_EXTERNAL，原签收与未交付项不变；后续按注册表和实际依赖推进。</w:t>
       </w:r>
     </w:p>
     <w:p>
